--- a/docs/test/test-report.docx
+++ b/docs/test/test-report.docx
@@ -68,7 +68,7 @@
           <w:rFonts w:ascii="Segoe UI" w:hAnsi="Segoe UI"/>
           <w:sz w:val="21"/>
         </w:rPr>
-        <w:t xml:space="preserve"> Hoàng Bảo Long — QA/QC &amp; Backend Lead</w:t>
+        <w:t xml:space="preserve"> Phan Văn Hoàng Long — QA/QC &amp; Backend Lead</w:t>
       </w:r>
     </w:p>
     <w:p>
@@ -86,7 +86,7 @@
           <w:rFonts w:ascii="Segoe UI" w:hAnsi="Segoe UI"/>
           <w:sz w:val="21"/>
         </w:rPr>
-        <w:t xml:space="preserve"> Nguyễn Tấn Tài — Tech Lead &amp; Trưởng nhóm</w:t>
+        <w:t xml:space="preserve"> Phạm Công Tài — Tech Lead &amp; Trưởng nhóm</w:t>
       </w:r>
     </w:p>
     <w:p>
